--- a/情報系/ソフトウェア/【応用_午前_過去問】ソフトウェア①.docx
+++ b/情報系/ソフトウェア/【応用_午前_過去問】ソフトウェア①.docx
@@ -40,13 +40,7 @@
         <w:t>※解説</w:t>
       </w:r>
     </w:p>
-    <w:p>
-      <w:pPr>
-        <w:rPr>
-          <w:rFonts w:hint="eastAsia"/>
-        </w:rPr>
-      </w:pPr>
-    </w:p>
+    <w:p/>
     <w:p/>
     <w:p>
       <w:r>
@@ -562,13 +556,7 @@
         <w:t>※解説</w:t>
       </w:r>
     </w:p>
-    <w:p>
-      <w:pPr>
-        <w:rPr>
-          <w:rFonts w:hint="eastAsia"/>
-        </w:rPr>
-      </w:pPr>
-    </w:p>
+    <w:p/>
     <w:p/>
     <w:p>
       <w:r>
@@ -1214,13 +1202,7 @@
         <w:t>※解説</w:t>
       </w:r>
     </w:p>
-    <w:p>
-      <w:pPr>
-        <w:rPr>
-          <w:rFonts w:hint="eastAsia"/>
-        </w:rPr>
-      </w:pPr>
-    </w:p>
+    <w:p/>
     <w:p/>
     <w:p>
       <w:r>
@@ -1512,13 +1494,7 @@
         <w:t>※解説</w:t>
       </w:r>
     </w:p>
-    <w:p>
-      <w:pPr>
-        <w:rPr>
-          <w:rFonts w:hint="eastAsia"/>
-        </w:rPr>
-      </w:pPr>
-    </w:p>
+    <w:p/>
     <w:p/>
     <w:p>
       <w:r>
@@ -2799,9 +2775,6 @@
       <w:pPr>
         <w:widowControl/>
         <w:jc w:val="left"/>
-        <w:rPr>
-          <w:rFonts w:hint="eastAsia"/>
-        </w:rPr>
       </w:pPr>
     </w:p>
     <w:p>
@@ -3753,9 +3726,6 @@
           <w:tab w:val="left" w:pos="2280"/>
         </w:tabs>
         <w:jc w:val="left"/>
-        <w:rPr>
-          <w:rFonts w:hint="eastAsia"/>
-        </w:rPr>
       </w:pPr>
     </w:p>
     <w:p>
@@ -5109,9 +5079,6 @@
       <w:pPr>
         <w:widowControl/>
         <w:jc w:val="left"/>
-        <w:rPr>
-          <w:rFonts w:hint="eastAsia"/>
-        </w:rPr>
       </w:pPr>
     </w:p>
     <w:p>
@@ -7281,9 +7248,6 @@
       <w:pPr>
         <w:widowControl/>
         <w:jc w:val="left"/>
-        <w:rPr>
-          <w:rFonts w:hint="eastAsia"/>
-        </w:rPr>
       </w:pPr>
     </w:p>
     <w:p>
@@ -9321,9 +9285,6 @@
       <w:pPr>
         <w:widowControl/>
         <w:jc w:val="left"/>
-        <w:rPr>
-          <w:rFonts w:hint="eastAsia"/>
-        </w:rPr>
       </w:pPr>
     </w:p>
     <w:p>
@@ -11097,9 +11058,6 @@
       <w:pPr>
         <w:widowControl/>
         <w:jc w:val="left"/>
-        <w:rPr>
-          <w:rFonts w:hint="eastAsia"/>
-        </w:rPr>
       </w:pPr>
     </w:p>
     <w:p>
@@ -13357,9 +13315,6 @@
       <w:pPr>
         <w:widowControl/>
         <w:jc w:val="left"/>
-        <w:rPr>
-          <w:rFonts w:hint="eastAsia"/>
-        </w:rPr>
       </w:pPr>
     </w:p>
     <w:p/>
@@ -14804,9 +14759,6 @@
       <w:pPr>
         <w:widowControl/>
         <w:jc w:val="left"/>
-        <w:rPr>
-          <w:rFonts w:hint="eastAsia"/>
-        </w:rPr>
       </w:pPr>
     </w:p>
     <w:p>
@@ -15623,9 +15575,6 @@
       <w:pPr>
         <w:widowControl/>
         <w:jc w:val="left"/>
-        <w:rPr>
-          <w:rFonts w:hint="eastAsia"/>
-        </w:rPr>
       </w:pPr>
     </w:p>
     <w:p>
@@ -16457,9 +16406,6 @@
       <w:pPr>
         <w:widowControl/>
         <w:jc w:val="left"/>
-        <w:rPr>
-          <w:rFonts w:hint="eastAsia"/>
-        </w:rPr>
       </w:pPr>
     </w:p>
     <w:p/>
@@ -17091,9 +17037,6 @@
       <w:pPr>
         <w:widowControl/>
         <w:jc w:val="left"/>
-        <w:rPr>
-          <w:rFonts w:hint="eastAsia"/>
-        </w:rPr>
       </w:pPr>
     </w:p>
     <w:p>
@@ -17523,9 +17466,6 @@
       <w:pPr>
         <w:widowControl/>
         <w:jc w:val="left"/>
-        <w:rPr>
-          <w:rFonts w:hint="eastAsia"/>
-        </w:rPr>
       </w:pPr>
     </w:p>
     <w:p>
@@ -18081,9 +18021,6 @@
       <w:pPr>
         <w:widowControl/>
         <w:jc w:val="left"/>
-        <w:rPr>
-          <w:rFonts w:hint="eastAsia"/>
-        </w:rPr>
       </w:pPr>
     </w:p>
     <w:p>
